--- a/Backend/src/templates/qas/FOR Acta QA Telefonía Análoga Básica.docx
+++ b/Backend/src/templates/qas/FOR Acta QA Telefonía Análoga Básica.docx
@@ -55,6 +55,10 @@
         <w:tab/>
         <w:t>1</w:t>
       </w:r>
+      <w:r>
+        <w:tab/>
+        <w:t>{visita_numero}</w:t>
+      </w:r>
     </w:p>
     <w:p>
       <w:pPr>
@@ -94,6 +98,10 @@
         </w:rPr>
         <w:t>.01.2023</w:t>
       </w:r>
+      <w:r>
+        <w:tab/>
+        <w:t>{fecha_ejecucion}</w:t>
+      </w:r>
     </w:p>
     <w:p>
       <w:pPr>
@@ -135,6 +143,10 @@
           <w:bCs/>
         </w:rPr>
         <w:t xml:space="preserve">:00 </w:t>
+      </w:r>
+      <w:r>
+        <w:tab/>
+        <w:t>{hora_inicio}</w:t>
       </w:r>
     </w:p>
     <w:p>
@@ -166,6 +178,10 @@
         <w:tab/>
         <w:t>60 MIN</w:t>
       </w:r>
+      <w:r>
+        <w:tab/>
+        <w:t>{tiempo_transporte}</w:t>
+      </w:r>
     </w:p>
     <w:p>
       <w:pPr>
@@ -196,6 +212,10 @@
         <w:tab/>
         <w:t>10 MIN</w:t>
       </w:r>
+      <w:r>
+        <w:tab/>
+        <w:t>{tiempo_antesala}</w:t>
+      </w:r>
     </w:p>
     <w:p>
       <w:pPr>
@@ -226,6 +246,10 @@
         <w:tab/>
         <w:t>180 MIN</w:t>
       </w:r>
+      <w:r>
+        <w:tab/>
+        <w:t>{tiempo_ejecucion}</w:t>
+      </w:r>
     </w:p>
     <w:p>
       <w:pPr>
@@ -263,6 +287,10 @@
         <w:tab/>
         <w:t>15 MIN</w:t>
       </w:r>
+      <w:r>
+        <w:tab/>
+        <w:t>{tiempo_espera_claro}</w:t>
+      </w:r>
     </w:p>
     <w:p>
       <w:pPr>
@@ -312,6 +340,10 @@
           <w:bCs/>
         </w:rPr>
         <w:t>00</w:t>
+      </w:r>
+      <w:r>
+        <w:tab/>
+        <w:t>{hora_salida}</w:t>
       </w:r>
     </w:p>
     <w:p>
@@ -367,6 +399,10 @@
         <w:tab/>
         <w:t>RONALD LEGUIZAMON</w:t>
       </w:r>
+      <w:r>
+        <w:tab/>
+        <w:t>{ingeniero_outsourcing}</w:t>
+      </w:r>
     </w:p>
     <w:p>
       <w:pPr>
@@ -409,6 +445,10 @@
           <w:b/>
         </w:rPr>
         <w:t>150704547</w:t>
+      </w:r>
+      <w:r>
+        <w:tab/>
+        <w:t>{multimetro}</w:t>
       </w:r>
     </w:p>
     <w:p>
@@ -440,6 +480,10 @@
         <w:tab/>
         <w:t>NA</w:t>
       </w:r>
+      <w:r>
+        <w:tab/>
+        <w:t>{analizador_ber}</w:t>
+      </w:r>
     </w:p>
     <w:p>
       <w:pPr>
@@ -491,6 +535,10 @@
       <w:r>
         <w:tab/>
       </w:r>
+      <w:r>
+        <w:tab/>
+        <w:t>{soporte_claro}</w:t>
+      </w:r>
     </w:p>
     <w:p>
       <w:pPr>
@@ -542,6 +590,10 @@
       <w:r>
         <w:tab/>
       </w:r>
+      <w:r>
+        <w:tab/>
+        <w:t>{firma_acta}</w:t>
+      </w:r>
     </w:p>
     <w:p>
       <w:pPr>
@@ -580,6 +632,10 @@
         <w:tab/>
         <w:t>NA</w:t>
       </w:r>
+      <w:r>
+        <w:tab/>
+        <w:t>{caso_seguimiento}</w:t>
+      </w:r>
     </w:p>
     <w:p>
       <w:pPr>
@@ -602,6 +658,10 @@
         </w:rPr>
         <w:tab/>
         <w:t>SIN NOVEDAD</w:t>
+      </w:r>
+      <w:r>
+        <w:tab/>
+        <w:t>{problemas_instalacion}</w:t>
       </w:r>
     </w:p>
     <w:p>
@@ -653,6 +713,10 @@
         <w:tab/>
         <w:t>122.3</w:t>
       </w:r>
+      <w:r>
+        <w:tab/>
+        <w:t>{fase_neutro}</w:t>
+      </w:r>
     </w:p>
     <w:p>
       <w:pPr>
@@ -687,6 +751,10 @@
         </w:rPr>
         <w:tab/>
       </w:r>
+      <w:r>
+        <w:tab/>
+        <w:t>{fase_tierra}</w:t>
+      </w:r>
     </w:p>
     <w:p>
       <w:pPr>
@@ -728,6 +796,10 @@
         </w:rPr>
         <w:t>0.48</w:t>
       </w:r>
+      <w:r>
+        <w:tab/>
+        <w:t>{neutro_tierra}</w:t>
+      </w:r>
     </w:p>
     <w:p>
       <w:pPr>
@@ -751,6 +823,10 @@
         </w:rPr>
         <w:t>Lugar de Instalación de Equipos: RACK</w:t>
       </w:r>
+      <w:r>
+        <w:tab/>
+        <w:t>{lugar_instalacion}</w:t>
+      </w:r>
     </w:p>
     <w:p>
       <w:pPr>
@@ -791,6 +867,10 @@
           <w:bCs/>
         </w:rPr>
         <w:t xml:space="preserve"> SE LLEGA AL SITIO A LA HORA PACTADA, SE VALIDAN PERMISOS DE INGRESO, SE INSTALA Y CONFIGURA EQUIPOS, PRUEBAS Y SERVICO OK.</w:t>
+      </w:r>
+      <w:r>
+        <w:tab/>
+        <w:t>{observaciones}</w:t>
       </w:r>
     </w:p>
     <w:p>
@@ -1034,6 +1114,10 @@
               </w:rPr>
               <w:t>ONT</w:t>
             </w:r>
+            <w:r>
+              <w:br/>
+              <w:t>{equipo_instalado_1_tipo}</w:t>
+            </w:r>
           </w:p>
         </w:tc>
         <w:tc>
@@ -1060,6 +1144,10 @@
               </w:rPr>
               <w:t>HUAWEI</w:t>
             </w:r>
+            <w:r>
+              <w:br/>
+              <w:t>{equipo_instalado_1_marca}</w:t>
+            </w:r>
           </w:p>
         </w:tc>
         <w:tc>
@@ -1086,6 +1174,10 @@
               </w:rPr>
               <w:t>8245</w:t>
             </w:r>
+            <w:r>
+              <w:br/>
+              <w:t>{equipo_instalado_1_modelo}</w:t>
+            </w:r>
           </w:p>
         </w:tc>
         <w:tc>
@@ -1112,6 +1204,10 @@
               </w:rPr>
               <w:t>4857544310C417A6</w:t>
             </w:r>
+            <w:r>
+              <w:br/>
+              <w:t>{equipo_instalado_1_serial}</w:t>
+            </w:r>
           </w:p>
         </w:tc>
         <w:tc>
@@ -1128,6 +1224,9 @@
                 <w:lang w:val="es-CO"/>
               </w:rPr>
             </w:pPr>
+            <w:r>
+              <w:t>{equipo_instalado_1_placa}</w:t>
+            </w:r>
           </w:p>
         </w:tc>
       </w:tr>
@@ -1156,6 +1255,10 @@
               </w:rPr>
               <w:t>GAOKE</w:t>
             </w:r>
+            <w:r>
+              <w:br/>
+              <w:t>{equipo_instalado_2_tipo}</w:t>
+            </w:r>
           </w:p>
         </w:tc>
         <w:tc>
@@ -1182,6 +1285,10 @@
               </w:rPr>
               <w:t>GAOKE</w:t>
             </w:r>
+            <w:r>
+              <w:br/>
+              <w:t>{equipo_instalado_2_marca}</w:t>
+            </w:r>
           </w:p>
         </w:tc>
         <w:tc>
@@ -1208,6 +1315,10 @@
               </w:rPr>
               <w:t>MG6002NF</w:t>
             </w:r>
+            <w:r>
+              <w:br/>
+              <w:t>{equipo_instalado_2_modelo}</w:t>
+            </w:r>
           </w:p>
         </w:tc>
         <w:tc>
@@ -1234,6 +1345,10 @@
               </w:rPr>
               <w:t>6002NF2204001232</w:t>
             </w:r>
+            <w:r>
+              <w:br/>
+              <w:t>{equipo_instalado_2_serial}</w:t>
+            </w:r>
           </w:p>
         </w:tc>
         <w:tc>
@@ -1250,6 +1365,9 @@
                 <w:lang w:val="es-CO"/>
               </w:rPr>
             </w:pPr>
+            <w:r>
+              <w:t>{equipo_instalado_2_placa}</w:t>
+            </w:r>
           </w:p>
         </w:tc>
       </w:tr>
@@ -1268,6 +1386,9 @@
                 <w:lang w:val="es-CO"/>
               </w:rPr>
             </w:pPr>
+            <w:r>
+              <w:t>{equipo_instalado_3_tipo}</w:t>
+            </w:r>
           </w:p>
         </w:tc>
         <w:tc>
@@ -1284,6 +1405,9 @@
                 <w:lang w:val="es-CO"/>
               </w:rPr>
             </w:pPr>
+            <w:r>
+              <w:t>{equipo_instalado_3_marca}</w:t>
+            </w:r>
           </w:p>
         </w:tc>
         <w:tc>
@@ -1300,6 +1424,9 @@
                 <w:lang w:val="es-CO"/>
               </w:rPr>
             </w:pPr>
+            <w:r>
+              <w:t>{equipo_instalado_3_modelo}</w:t>
+            </w:r>
           </w:p>
         </w:tc>
         <w:tc>
@@ -1316,6 +1443,9 @@
                 <w:lang w:val="es-CO"/>
               </w:rPr>
             </w:pPr>
+            <w:r>
+              <w:t>{equipo_instalado_3_serial}</w:t>
+            </w:r>
           </w:p>
         </w:tc>
         <w:tc>
@@ -1332,6 +1462,9 @@
                 <w:lang w:val="es-CO"/>
               </w:rPr>
             </w:pPr>
+            <w:r>
+              <w:t>{equipo_instalado_3_placa}</w:t>
+            </w:r>
           </w:p>
         </w:tc>
       </w:tr>
@@ -1350,6 +1483,9 @@
                 <w:lang w:val="es-CO"/>
               </w:rPr>
             </w:pPr>
+            <w:r>
+              <w:t>{equipo_instalado_4_tipo}</w:t>
+            </w:r>
           </w:p>
         </w:tc>
         <w:tc>
@@ -1366,6 +1502,9 @@
                 <w:lang w:val="es-CO"/>
               </w:rPr>
             </w:pPr>
+            <w:r>
+              <w:t>{equipo_instalado_4_marca}</w:t>
+            </w:r>
           </w:p>
         </w:tc>
         <w:tc>
@@ -1382,6 +1521,9 @@
                 <w:lang w:val="es-CO"/>
               </w:rPr>
             </w:pPr>
+            <w:r>
+              <w:t>{equipo_instalado_4_modelo}</w:t>
+            </w:r>
           </w:p>
         </w:tc>
         <w:tc>
@@ -1398,6 +1540,9 @@
                 <w:lang w:val="es-CO"/>
               </w:rPr>
             </w:pPr>
+            <w:r>
+              <w:t>{equipo_instalado_4_serial}</w:t>
+            </w:r>
           </w:p>
         </w:tc>
         <w:tc>
@@ -1414,6 +1559,9 @@
                 <w:lang w:val="es-CO"/>
               </w:rPr>
             </w:pPr>
+            <w:r>
+              <w:t>{equipo_instalado_4_placa}</w:t>
+            </w:r>
           </w:p>
         </w:tc>
       </w:tr>
@@ -1633,6 +1781,9 @@
                 <w:lang w:val="es-CO"/>
               </w:rPr>
             </w:pPr>
+            <w:r>
+              <w:t>{equipo_desinstalado_1_tipo}</w:t>
+            </w:r>
           </w:p>
         </w:tc>
         <w:tc>
@@ -1649,6 +1800,9 @@
                 <w:lang w:val="es-CO"/>
               </w:rPr>
             </w:pPr>
+            <w:r>
+              <w:t>{equipo_desinstalado_1_marca}</w:t>
+            </w:r>
           </w:p>
         </w:tc>
         <w:tc>
@@ -1665,6 +1819,9 @@
                 <w:lang w:val="es-CO"/>
               </w:rPr>
             </w:pPr>
+            <w:r>
+              <w:t>{equipo_desinstalado_1_modelo}</w:t>
+            </w:r>
           </w:p>
         </w:tc>
         <w:tc>
@@ -1681,6 +1838,9 @@
                 <w:lang w:val="es-CO"/>
               </w:rPr>
             </w:pPr>
+            <w:r>
+              <w:t>{equipo_desinstalado_1_serial}</w:t>
+            </w:r>
           </w:p>
         </w:tc>
         <w:tc>
@@ -1697,6 +1857,9 @@
                 <w:lang w:val="es-CO"/>
               </w:rPr>
             </w:pPr>
+            <w:r>
+              <w:t>{equipo_desinstalado_1_placa}</w:t>
+            </w:r>
           </w:p>
         </w:tc>
       </w:tr>
@@ -1715,6 +1878,9 @@
                 <w:lang w:val="es-CO"/>
               </w:rPr>
             </w:pPr>
+            <w:r>
+              <w:t>{equipo_desinstalado_2_tipo}</w:t>
+            </w:r>
           </w:p>
         </w:tc>
         <w:tc>
@@ -1731,6 +1897,9 @@
                 <w:lang w:val="es-CO"/>
               </w:rPr>
             </w:pPr>
+            <w:r>
+              <w:t>{equipo_desinstalado_2_marca}</w:t>
+            </w:r>
           </w:p>
         </w:tc>
         <w:tc>
@@ -1747,6 +1916,9 @@
                 <w:lang w:val="es-CO"/>
               </w:rPr>
             </w:pPr>
+            <w:r>
+              <w:t>{equipo_desinstalado_2_modelo}</w:t>
+            </w:r>
           </w:p>
         </w:tc>
         <w:tc>
@@ -1763,6 +1935,9 @@
                 <w:lang w:val="es-CO"/>
               </w:rPr>
             </w:pPr>
+            <w:r>
+              <w:t>{equipo_desinstalado_2_serial}</w:t>
+            </w:r>
           </w:p>
         </w:tc>
         <w:tc>
@@ -1779,6 +1954,9 @@
                 <w:lang w:val="es-CO"/>
               </w:rPr>
             </w:pPr>
+            <w:r>
+              <w:t>{equipo_desinstalado_2_placa}</w:t>
+            </w:r>
           </w:p>
         </w:tc>
       </w:tr>
@@ -1797,6 +1975,9 @@
                 <w:lang w:val="es-CO"/>
               </w:rPr>
             </w:pPr>
+            <w:r>
+              <w:t>{equipo_desinstalado_3_tipo}</w:t>
+            </w:r>
           </w:p>
         </w:tc>
         <w:tc>
@@ -1813,6 +1994,9 @@
                 <w:lang w:val="es-CO"/>
               </w:rPr>
             </w:pPr>
+            <w:r>
+              <w:t>{equipo_desinstalado_3_marca}</w:t>
+            </w:r>
           </w:p>
         </w:tc>
         <w:tc>
@@ -1829,6 +2013,9 @@
                 <w:lang w:val="es-CO"/>
               </w:rPr>
             </w:pPr>
+            <w:r>
+              <w:t>{equipo_desinstalado_3_modelo}</w:t>
+            </w:r>
           </w:p>
         </w:tc>
         <w:tc>
@@ -1845,6 +2032,9 @@
                 <w:lang w:val="es-CO"/>
               </w:rPr>
             </w:pPr>
+            <w:r>
+              <w:t>{equipo_desinstalado_3_serial}</w:t>
+            </w:r>
           </w:p>
         </w:tc>
         <w:tc>
@@ -1861,6 +2051,9 @@
                 <w:lang w:val="es-CO"/>
               </w:rPr>
             </w:pPr>
+            <w:r>
+              <w:t>{equipo_desinstalado_3_placa}</w:t>
+            </w:r>
           </w:p>
         </w:tc>
       </w:tr>
@@ -1879,6 +2072,9 @@
                 <w:lang w:val="es-CO"/>
               </w:rPr>
             </w:pPr>
+            <w:r>
+              <w:t>{equipo_desinstalado_4_tipo}</w:t>
+            </w:r>
           </w:p>
         </w:tc>
         <w:tc>
@@ -1895,6 +2091,9 @@
                 <w:lang w:val="es-CO"/>
               </w:rPr>
             </w:pPr>
+            <w:r>
+              <w:t>{equipo_desinstalado_4_marca}</w:t>
+            </w:r>
           </w:p>
         </w:tc>
         <w:tc>
@@ -1911,6 +2110,9 @@
                 <w:lang w:val="es-CO"/>
               </w:rPr>
             </w:pPr>
+            <w:r>
+              <w:t>{equipo_desinstalado_4_modelo}</w:t>
+            </w:r>
           </w:p>
         </w:tc>
         <w:tc>
@@ -1927,6 +2129,9 @@
                 <w:lang w:val="es-CO"/>
               </w:rPr>
             </w:pPr>
+            <w:r>
+              <w:t>{equipo_desinstalado_4_serial}</w:t>
+            </w:r>
           </w:p>
         </w:tc>
         <w:tc>
@@ -1943,6 +2148,9 @@
                 <w:lang w:val="es-CO"/>
               </w:rPr>
             </w:pPr>
+            <w:r>
+              <w:t>{equipo_desinstalado_4_placa}</w:t>
+            </w:r>
           </w:p>
         </w:tc>
       </w:tr>
@@ -2012,6 +2220,10 @@
           <w:lang w:val="es-CO"/>
         </w:rPr>
         <w:t>Foto antes de la instalación (400x300 pixeles).</w:t>
+      </w:r>
+      <w:r>
+        <w:tab/>
+        <w:t>{foto_antes_instalacion}</w:t>
       </w:r>
     </w:p>
     <w:p>
@@ -2141,6 +2353,10 @@
         </w:rPr>
         <w:t>Foto después de la Instalación (400x300 pixeles).</w:t>
       </w:r>
+      <w:r>
+        <w:tab/>
+        <w:t>{foto_despues_instalacion}</w:t>
+      </w:r>
     </w:p>
     <w:p>
       <w:pPr>
@@ -2267,6 +2483,10 @@
         </w:rPr>
         <w:lastRenderedPageBreak/>
         <w:t>Foto marquillas (400x300 pixeles).</w:t>
+      </w:r>
+      <w:r>
+        <w:tab/>
+        <w:t>{foto_marquillas}</w:t>
       </w:r>
     </w:p>
     <w:p>
@@ -2491,6 +2711,10 @@
         </w:rPr>
         <w:t>Foto tomas eléctricas (400x300 pixeles).</w:t>
       </w:r>
+      <w:r>
+        <w:tab/>
+        <w:t>{foto_tomas_electricas}</w:t>
+      </w:r>
     </w:p>
     <w:p>
       <w:pPr>
@@ -2631,6 +2855,10 @@
         <w:lastRenderedPageBreak/>
         <w:t>Foto Voltaje [Relación Neutro-Tierra] (400x300 pixeles).</w:t>
       </w:r>
+      <w:r>
+        <w:tab/>
+        <w:t>{foto_voltaje}</w:t>
+      </w:r>
     </w:p>
     <w:p>
       <w:pPr>
@@ -2790,6 +3018,10 @@
         </w:rPr>
         <w:t>Evidencia de versión o firmware de los equipos</w:t>
       </w:r>
+      <w:r>
+        <w:br/>
+        <w:t>{telefonia_analoga_evidencia_version_firmware}</w:t>
+      </w:r>
     </w:p>
     <w:p>
       <w:pPr>
@@ -2954,6 +3186,10 @@
           <w:lang w:val="es-CO"/>
         </w:rPr>
         <w:t>(s) de voz</w:t>
+      </w:r>
+      <w:r>
+        <w:br/>
+        <w:t>{telefonia_analoga_config_router_terminales}</w:t>
       </w:r>
     </w:p>
     <w:p>
@@ -3367,6 +3603,10 @@
         </w:rPr>
         <w:t>)</w:t>
       </w:r>
+      <w:r>
+        <w:br/>
+        <w:t>{telefonia_analoga_conectividad_terminal_router}</w:t>
+      </w:r>
     </w:p>
     <w:p>
       <w:pPr>
@@ -3878,6 +4118,10 @@
         </w:rPr>
         <w:t>onectividad entre equipo terminal de voz hacia plataforma de voz</w:t>
       </w:r>
+      <w:r>
+        <w:br/>
+        <w:t>{telefonia_analoga_conectividad_plataforma_voz}</w:t>
+      </w:r>
     </w:p>
     <w:p>
       <w:pPr>
@@ -4364,6 +4608,10 @@
           <w:lang w:val="es-CO"/>
         </w:rPr>
         <w:t>Registro correcto hacia la plataforma de telefonía</w:t>
+      </w:r>
+      <w:r>
+        <w:br/>
+        <w:t>{telefonia_analoga_registro_plataforma}</w:t>
       </w:r>
     </w:p>
     <w:p>
@@ -5150,6 +5398,10 @@
               </w:rPr>
               <w:t>CLARO</w:t>
             </w:r>
+            <w:r>
+              <w:br/>
+              <w:t>{telefonia_analoga_pstn_1_operador}</w:t>
+            </w:r>
           </w:p>
         </w:tc>
         <w:tc>
@@ -5178,6 +5430,10 @@
               </w:rPr>
               <w:t>7500500</w:t>
             </w:r>
+            <w:r>
+              <w:br/>
+              <w:t>{telefonia_analoga_pstn_1_numero_marcado}</w:t>
+            </w:r>
           </w:p>
         </w:tc>
         <w:tc>
@@ -5206,6 +5462,10 @@
               </w:rPr>
               <w:t>SI</w:t>
             </w:r>
+            <w:r>
+              <w:br/>
+              <w:t>{telefonia_analoga_pstn_1_llamada_entrante}</w:t>
+            </w:r>
           </w:p>
         </w:tc>
         <w:tc>
@@ -5234,6 +5494,10 @@
               </w:rPr>
               <w:t>SI</w:t>
             </w:r>
+            <w:r>
+              <w:br/>
+              <w:t>{telefonia_analoga_pstn_1_llamada_saliente}</w:t>
+            </w:r>
           </w:p>
         </w:tc>
         <w:tc>
@@ -5262,6 +5526,10 @@
               </w:rPr>
               <w:t>SI</w:t>
             </w:r>
+            <w:r>
+              <w:br/>
+              <w:t>{telefonia_analoga_pstn_1_audio}</w:t>
+            </w:r>
           </w:p>
         </w:tc>
         <w:tc>
@@ -5290,6 +5558,10 @@
               </w:rPr>
               <w:t>NO</w:t>
             </w:r>
+            <w:r>
+              <w:br/>
+              <w:t>{telefonia_analoga_pstn_1_retardo_eco}</w:t>
+            </w:r>
           </w:p>
         </w:tc>
         <w:tc>
@@ -5318,6 +5590,10 @@
               </w:rPr>
               <w:t>NO</w:t>
             </w:r>
+            <w:r>
+              <w:br/>
+              <w:t>{telefonia_analoga_pstn_1_ruido}</w:t>
+            </w:r>
           </w:p>
         </w:tc>
         <w:tc>
@@ -5343,6 +5619,10 @@
                 <w:szCs w:val="16"/>
               </w:rPr>
               <w:t>SI</w:t>
+            </w:r>
+            <w:r>
+              <w:br/>
+              <w:t>{telefonia_analoga_pstn_1_dtmf}</w:t>
             </w:r>
           </w:p>
         </w:tc>
@@ -5376,6 +5656,10 @@
               </w:rPr>
               <w:t>OTRO</w:t>
             </w:r>
+            <w:r>
+              <w:br/>
+              <w:t>{telefonia_analoga_pstn_2_operador}</w:t>
+            </w:r>
           </w:p>
         </w:tc>
         <w:tc>
@@ -5394,6 +5678,9 @@
                 <w:szCs w:val="16"/>
               </w:rPr>
             </w:pPr>
+            <w:r>
+              <w:t>{telefonia_analoga_pstn_2_numero_marcado}</w:t>
+            </w:r>
           </w:p>
         </w:tc>
         <w:tc>
@@ -5412,6 +5699,9 @@
                 <w:szCs w:val="16"/>
               </w:rPr>
             </w:pPr>
+            <w:r>
+              <w:t>{telefonia_analoga_pstn_2_llamada_entrante}</w:t>
+            </w:r>
           </w:p>
         </w:tc>
         <w:tc>
@@ -5430,6 +5720,9 @@
                 <w:szCs w:val="16"/>
               </w:rPr>
             </w:pPr>
+            <w:r>
+              <w:t>{telefonia_analoga_pstn_2_llamada_saliente}</w:t>
+            </w:r>
           </w:p>
         </w:tc>
         <w:tc>
@@ -5448,6 +5741,9 @@
                 <w:szCs w:val="16"/>
               </w:rPr>
             </w:pPr>
+            <w:r>
+              <w:t>{telefonia_analoga_pstn_2_audio}</w:t>
+            </w:r>
           </w:p>
         </w:tc>
         <w:tc>
@@ -5466,6 +5762,9 @@
                 <w:szCs w:val="16"/>
               </w:rPr>
             </w:pPr>
+            <w:r>
+              <w:t>{telefonia_analoga_pstn_2_retardo_eco}</w:t>
+            </w:r>
           </w:p>
         </w:tc>
         <w:tc>
@@ -5484,6 +5783,9 @@
                 <w:szCs w:val="16"/>
               </w:rPr>
             </w:pPr>
+            <w:r>
+              <w:t>{telefonia_analoga_pstn_2_ruido}</w:t>
+            </w:r>
           </w:p>
         </w:tc>
         <w:tc>
@@ -5501,6 +5803,9 @@
                 <w:szCs w:val="16"/>
               </w:rPr>
             </w:pPr>
+            <w:r>
+              <w:t>{telefonia_analoga_pstn_2_dtmf}</w:t>
+            </w:r>
           </w:p>
         </w:tc>
       </w:tr>
@@ -5534,6 +5839,10 @@
               </w:rPr>
               <w:t>OTRO</w:t>
             </w:r>
+            <w:r>
+              <w:br/>
+              <w:t>{telefonia_analoga_pstn_3_operador}</w:t>
+            </w:r>
           </w:p>
         </w:tc>
         <w:tc>
@@ -5552,6 +5861,9 @@
                 <w:szCs w:val="16"/>
               </w:rPr>
             </w:pPr>
+            <w:r>
+              <w:t>{telefonia_analoga_pstn_3_numero_marcado}</w:t>
+            </w:r>
           </w:p>
         </w:tc>
         <w:tc>
@@ -5570,6 +5882,9 @@
                 <w:szCs w:val="16"/>
               </w:rPr>
             </w:pPr>
+            <w:r>
+              <w:t>{telefonia_analoga_pstn_3_llamada_entrante}</w:t>
+            </w:r>
           </w:p>
         </w:tc>
         <w:tc>
@@ -5588,6 +5903,9 @@
                 <w:szCs w:val="16"/>
               </w:rPr>
             </w:pPr>
+            <w:r>
+              <w:t>{telefonia_analoga_pstn_3_llamada_saliente}</w:t>
+            </w:r>
           </w:p>
         </w:tc>
         <w:tc>
@@ -5606,6 +5924,9 @@
                 <w:szCs w:val="16"/>
               </w:rPr>
             </w:pPr>
+            <w:r>
+              <w:t>{telefonia_analoga_pstn_3_audio}</w:t>
+            </w:r>
           </w:p>
         </w:tc>
         <w:tc>
@@ -5624,6 +5945,9 @@
                 <w:szCs w:val="16"/>
               </w:rPr>
             </w:pPr>
+            <w:r>
+              <w:t>{telefonia_analoga_pstn_3_retardo_eco}</w:t>
+            </w:r>
           </w:p>
         </w:tc>
         <w:tc>
@@ -5642,6 +5966,9 @@
                 <w:szCs w:val="16"/>
               </w:rPr>
             </w:pPr>
+            <w:r>
+              <w:t>{telefonia_analoga_pstn_3_ruido}</w:t>
+            </w:r>
           </w:p>
         </w:tc>
         <w:tc>
@@ -5659,6 +5986,9 @@
                 <w:szCs w:val="16"/>
               </w:rPr>
             </w:pPr>
+            <w:r>
+              <w:t>{telefonia_analoga_pstn_3_dtmf}</w:t>
+            </w:r>
           </w:p>
         </w:tc>
       </w:tr>
@@ -6084,6 +6414,10 @@
               </w:rPr>
               <w:t>Ext1</w:t>
             </w:r>
+            <w:r>
+              <w:br/>
+              <w:t>{telefonia_analoga_extensiones_1_extension}</w:t>
+            </w:r>
           </w:p>
         </w:tc>
         <w:tc>
@@ -6102,6 +6436,9 @@
                 <w:szCs w:val="16"/>
               </w:rPr>
             </w:pPr>
+            <w:r>
+              <w:t>{telefonia_analoga_extensiones_1_numero_asociado}</w:t>
+            </w:r>
           </w:p>
         </w:tc>
         <w:tc>
@@ -6130,6 +6467,10 @@
               </w:rPr>
               <w:t>SI/NO</w:t>
             </w:r>
+            <w:r>
+              <w:br/>
+              <w:t>{telefonia_analoga_extensiones_1_llamada_entrante}</w:t>
+            </w:r>
           </w:p>
         </w:tc>
         <w:tc>
@@ -6158,6 +6499,10 @@
               </w:rPr>
               <w:t>SI/NO</w:t>
             </w:r>
+            <w:r>
+              <w:br/>
+              <w:t>{telefonia_analoga_extensiones_1_llamada_saliente}</w:t>
+            </w:r>
           </w:p>
         </w:tc>
         <w:tc>
@@ -6186,6 +6531,10 @@
               </w:rPr>
               <w:t>SI/NO</w:t>
             </w:r>
+            <w:r>
+              <w:br/>
+              <w:t>{telefonia_analoga_extensiones_1_audio}</w:t>
+            </w:r>
           </w:p>
         </w:tc>
         <w:tc>
@@ -6214,6 +6563,10 @@
               </w:rPr>
               <w:t>SI/NO</w:t>
             </w:r>
+            <w:r>
+              <w:br/>
+              <w:t>{telefonia_analoga_extensiones_1_retardo_eco}</w:t>
+            </w:r>
           </w:p>
         </w:tc>
         <w:tc>
@@ -6242,6 +6595,10 @@
               </w:rPr>
               <w:t>SI/NO</w:t>
             </w:r>
+            <w:r>
+              <w:br/>
+              <w:t>{telefonia_analoga_extensiones_1_ruido}</w:t>
+            </w:r>
           </w:p>
         </w:tc>
         <w:tc>
@@ -6267,6 +6624,10 @@
                 <w:szCs w:val="16"/>
               </w:rPr>
               <w:t>SI/NO</w:t>
+            </w:r>
+            <w:r>
+              <w:br/>
+              <w:t>{telefonia_analoga_extensiones_1_dtmf}</w:t>
             </w:r>
           </w:p>
         </w:tc>
@@ -6301,6 +6662,10 @@
               <w:lastRenderedPageBreak/>
               <w:t>Ext2</w:t>
             </w:r>
+            <w:r>
+              <w:br/>
+              <w:t>{telefonia_analoga_extensiones_2_extension}</w:t>
+            </w:r>
           </w:p>
         </w:tc>
         <w:tc>
@@ -6319,6 +6684,9 @@
                 <w:szCs w:val="16"/>
               </w:rPr>
             </w:pPr>
+            <w:r>
+              <w:t>{telefonia_analoga_extensiones_2_numero_asociado}</w:t>
+            </w:r>
           </w:p>
         </w:tc>
         <w:tc>
@@ -6337,6 +6705,9 @@
                 <w:szCs w:val="16"/>
               </w:rPr>
             </w:pPr>
+            <w:r>
+              <w:t>{telefonia_analoga_extensiones_2_llamada_entrante}</w:t>
+            </w:r>
           </w:p>
         </w:tc>
         <w:tc>
@@ -6355,6 +6726,9 @@
                 <w:szCs w:val="16"/>
               </w:rPr>
             </w:pPr>
+            <w:r>
+              <w:t>{telefonia_analoga_extensiones_2_llamada_saliente}</w:t>
+            </w:r>
           </w:p>
         </w:tc>
         <w:tc>
@@ -6373,6 +6747,9 @@
                 <w:szCs w:val="16"/>
               </w:rPr>
             </w:pPr>
+            <w:r>
+              <w:t>{telefonia_analoga_extensiones_2_audio}</w:t>
+            </w:r>
           </w:p>
         </w:tc>
         <w:tc>
@@ -6391,6 +6768,9 @@
                 <w:szCs w:val="16"/>
               </w:rPr>
             </w:pPr>
+            <w:r>
+              <w:t>{telefonia_analoga_extensiones_2_retardo_eco}</w:t>
+            </w:r>
           </w:p>
         </w:tc>
         <w:tc>
@@ -6409,6 +6789,9 @@
                 <w:szCs w:val="16"/>
               </w:rPr>
             </w:pPr>
+            <w:r>
+              <w:t>{telefonia_analoga_extensiones_2_ruido}</w:t>
+            </w:r>
           </w:p>
         </w:tc>
         <w:tc>
@@ -6426,6 +6809,9 @@
                 <w:szCs w:val="16"/>
               </w:rPr>
             </w:pPr>
+            <w:r>
+              <w:t>{telefonia_analoga_extensiones_2_dtmf}</w:t>
+            </w:r>
           </w:p>
         </w:tc>
       </w:tr>
@@ -6459,6 +6845,10 @@
               </w:rPr>
               <w:t>Ext3</w:t>
             </w:r>
+            <w:r>
+              <w:br/>
+              <w:t>{telefonia_analoga_extensiones_3_extension}</w:t>
+            </w:r>
           </w:p>
         </w:tc>
         <w:tc>
@@ -6477,6 +6867,9 @@
                 <w:szCs w:val="16"/>
               </w:rPr>
             </w:pPr>
+            <w:r>
+              <w:t>{telefonia_analoga_extensiones_3_numero_asociado}</w:t>
+            </w:r>
           </w:p>
         </w:tc>
         <w:tc>
@@ -6495,6 +6888,9 @@
                 <w:szCs w:val="16"/>
               </w:rPr>
             </w:pPr>
+            <w:r>
+              <w:t>{telefonia_analoga_extensiones_3_llamada_entrante}</w:t>
+            </w:r>
           </w:p>
         </w:tc>
         <w:tc>
@@ -6513,6 +6909,9 @@
                 <w:szCs w:val="16"/>
               </w:rPr>
             </w:pPr>
+            <w:r>
+              <w:t>{telefonia_analoga_extensiones_3_llamada_saliente}</w:t>
+            </w:r>
           </w:p>
         </w:tc>
         <w:tc>
@@ -6531,6 +6930,9 @@
                 <w:szCs w:val="16"/>
               </w:rPr>
             </w:pPr>
+            <w:r>
+              <w:t>{telefonia_analoga_extensiones_3_audio}</w:t>
+            </w:r>
           </w:p>
         </w:tc>
         <w:tc>
@@ -6549,6 +6951,9 @@
                 <w:szCs w:val="16"/>
               </w:rPr>
             </w:pPr>
+            <w:r>
+              <w:t>{telefonia_analoga_extensiones_3_retardo_eco}</w:t>
+            </w:r>
           </w:p>
         </w:tc>
         <w:tc>
@@ -6567,6 +6972,9 @@
                 <w:szCs w:val="16"/>
               </w:rPr>
             </w:pPr>
+            <w:r>
+              <w:t>{telefonia_analoga_extensiones_3_ruido}</w:t>
+            </w:r>
           </w:p>
         </w:tc>
         <w:tc>
@@ -6584,6 +6992,9 @@
                 <w:szCs w:val="16"/>
               </w:rPr>
             </w:pPr>
+            <w:r>
+              <w:t>{telefonia_analoga_extensiones_3_dtmf}</w:t>
+            </w:r>
           </w:p>
         </w:tc>
       </w:tr>
@@ -6620,6 +7031,10 @@
           <w:lang w:val="es-CO"/>
         </w:rPr>
         <w:t>Pruebas servicios suplementarios</w:t>
+      </w:r>
+      <w:r>
+        <w:br/>
+        <w:t>{telefonia_analoga_servicios_suplementarios}</w:t>
       </w:r>
     </w:p>
     <w:p>
@@ -6883,6 +7298,10 @@
               </w:rPr>
               <w:t>7480000</w:t>
             </w:r>
+            <w:r>
+              <w:br/>
+              <w:t>{telefonia_analoga_fax_1_numero_destino}</w:t>
+            </w:r>
           </w:p>
         </w:tc>
         <w:tc>
@@ -6911,6 +7330,10 @@
               </w:rPr>
               <w:t>SI/NO</w:t>
             </w:r>
+            <w:r>
+              <w:br/>
+              <w:t>{telefonia_analoga_fax_1_fax_recibido}</w:t>
+            </w:r>
           </w:p>
         </w:tc>
         <w:tc>
@@ -6939,6 +7362,10 @@
               </w:rPr>
               <w:t>SI/NO</w:t>
             </w:r>
+            <w:r>
+              <w:br/>
+              <w:t>{telefonia_analoga_fax_1_fax_entregado}</w:t>
+            </w:r>
           </w:p>
         </w:tc>
         <w:tc>
@@ -6956,6 +7383,9 @@
                 <w:szCs w:val="16"/>
               </w:rPr>
             </w:pPr>
+            <w:r>
+              <w:t>{telefonia_analoga_fax_1_observaciones}</w:t>
+            </w:r>
           </w:p>
         </w:tc>
       </w:tr>
@@ -6979,6 +7409,9 @@
                 <w:szCs w:val="16"/>
               </w:rPr>
             </w:pPr>
+            <w:r>
+              <w:t>{telefonia_analoga_fax_2_numero_destino}</w:t>
+            </w:r>
           </w:p>
         </w:tc>
         <w:tc>
@@ -6997,6 +7430,9 @@
                 <w:szCs w:val="16"/>
               </w:rPr>
             </w:pPr>
+            <w:r>
+              <w:t>{telefonia_analoga_fax_2_fax_recibido}</w:t>
+            </w:r>
           </w:p>
         </w:tc>
         <w:tc>
@@ -7015,6 +7451,9 @@
                 <w:szCs w:val="16"/>
               </w:rPr>
             </w:pPr>
+            <w:r>
+              <w:t>{telefonia_analoga_fax_2_fax_entregado}</w:t>
+            </w:r>
           </w:p>
         </w:tc>
         <w:tc>
@@ -7032,6 +7471,9 @@
                 <w:szCs w:val="16"/>
               </w:rPr>
             </w:pPr>
+            <w:r>
+              <w:t>{telefonia_analoga_fax_2_observaciones}</w:t>
+            </w:r>
           </w:p>
         </w:tc>
       </w:tr>
@@ -7215,6 +7657,9 @@
                 <w:lang w:val="en-US"/>
               </w:rPr>
             </w:pPr>
+            <w:r>
+              <w:t>{cliente_conectado_claro_x_si}</w:t>
+            </w:r>
           </w:p>
         </w:tc>
         <w:tc>
@@ -7282,6 +7727,9 @@
                 <w:lang w:val="en-US"/>
               </w:rPr>
             </w:pPr>
+            <w:r>
+              <w:t>{cliente_conectado_claro_x_no}</w:t>
+            </w:r>
           </w:p>
         </w:tc>
       </w:tr>
@@ -7416,6 +7864,9 @@
                 <w:lang w:val="en-US"/>
               </w:rPr>
             </w:pPr>
+            <w:r>
+              <w:t>{equipos_cliente_disponibles_x_si}</w:t>
+            </w:r>
           </w:p>
         </w:tc>
         <w:tc>
@@ -7483,6 +7934,9 @@
                 <w:lang w:val="en-US"/>
               </w:rPr>
             </w:pPr>
+            <w:r>
+              <w:t>{equipos_cliente_disponibles_x_no}</w:t>
+            </w:r>
           </w:p>
         </w:tc>
       </w:tr>
@@ -7593,6 +8047,10 @@
         </w:rPr>
         <w:lastRenderedPageBreak/>
         <w:t>FOTO ACTA DE ENTREGA DE SERVICIO</w:t>
+      </w:r>
+      <w:r>
+        <w:tab/>
+        <w:t>{foto_acta_entrega}</w:t>
       </w:r>
     </w:p>
     <w:p>
